--- a/flow/20230927_hours/drafts/2024-05-g/08.05.docx
+++ b/flow/20230927_hours/drafts/2024-05-g/08.05.docx
@@ -2043,31 +2043,18 @@
         <w:rPr>
           <w:rFonts w:ascii="Times New Roman" w:hAnsi="Times New Roman"/>
           <w:i/>
-          <w:color w:val="FF0000"/>
-          <w:sz w:val="24"/>
-        </w:rPr>
-        <w:t>Кондак (г. 2):</w:t>
-      </w:r>
-      <w:r>
-        <w:rPr>
-          <w:rFonts w:ascii="Times New Roman" w:hAnsi="Times New Roman"/>
-          <w:sz w:val="24"/>
-        </w:rPr>
-        <w:t xml:space="preserve"> Величні діла твої, </w:t>
-      </w:r>
-      <w:r>
-        <w:rPr>
-          <w:rFonts w:ascii="Times New Roman" w:hAnsi="Times New Roman"/>
-          <w:sz w:val="24"/>
-        </w:rPr>
-        <w:t>дівственнику</w:t>
-      </w:r>
-      <w:r>
-        <w:rPr>
-          <w:rFonts w:ascii="Times New Roman" w:hAnsi="Times New Roman"/>
-          <w:sz w:val="24"/>
-        </w:rPr>
-        <w:t>, хто оповість?* Даруєш бо чудеса і розливаєш оздоровлення,* і молишся за душі наші, як богослов і друг Христовий.</w:t>
+          <w:color w:val="FF4400"/>
+          <w:sz w:val="24"/>
+        </w:rPr>
+        <w:t>Кондак (г. 3):</w:t>
+      </w:r>
+      <w:r>
+        <w:rPr>
+          <w:rFonts w:ascii="Times New Roman" w:hAnsi="Times New Roman"/>
+          <w:color w:val="333333"/>
+          <w:sz w:val="24"/>
+        </w:rPr>
+        <w:t xml:space="preserve"> Душу мою, Господи, у гріхах всіляких і безглуздими діяннями тяжко розслаблену,* воздвигни божественним Твоїм заступництвом,* як і розслабленого воздвигнув Ти древньо,* щоб я кликав до Тебе, спасаючись:* Слава, Христе, владі Твоїй.</w:t>
       </w:r>
     </w:p>
     <w:p>
@@ -7812,31 +7799,18 @@
         <w:rPr>
           <w:rFonts w:ascii="Times New Roman" w:hAnsi="Times New Roman"/>
           <w:i/>
-          <w:color w:val="FF0000"/>
-          <w:sz w:val="24"/>
-        </w:rPr>
-        <w:t>Кондак (г. 2):</w:t>
-      </w:r>
-      <w:r>
-        <w:rPr>
-          <w:rFonts w:ascii="Times New Roman" w:hAnsi="Times New Roman"/>
-          <w:sz w:val="24"/>
-        </w:rPr>
-        <w:t xml:space="preserve"> Величні діла твої, </w:t>
-      </w:r>
-      <w:r>
-        <w:rPr>
-          <w:rFonts w:ascii="Times New Roman" w:hAnsi="Times New Roman"/>
-          <w:sz w:val="24"/>
-        </w:rPr>
-        <w:t>дівственнику</w:t>
-      </w:r>
-      <w:r>
-        <w:rPr>
-          <w:rFonts w:ascii="Times New Roman" w:hAnsi="Times New Roman"/>
-          <w:sz w:val="24"/>
-        </w:rPr>
-        <w:t>, хто оповість?* Даруєш бо чудеса і розливаєш оздоровлення,* і молишся за душі наші, як богослов і друг Христовий.</w:t>
+          <w:color w:val="FF4400"/>
+          <w:sz w:val="24"/>
+        </w:rPr>
+        <w:t>Кондак (г. 3):</w:t>
+      </w:r>
+      <w:r>
+        <w:rPr>
+          <w:rFonts w:ascii="Times New Roman" w:hAnsi="Times New Roman"/>
+          <w:color w:val="333333"/>
+          <w:sz w:val="24"/>
+        </w:rPr>
+        <w:t xml:space="preserve"> Душу мою, Господи, у гріхах всіляких і безглуздими діяннями тяжко розслаблену,* воздвигни божественним Твоїм заступництвом,* як і розслабленого воздвигнув Ти древньо,* щоб я кликав до Тебе, спасаючись:* Слава, Христе, владі Твоїй.</w:t>
       </w:r>
     </w:p>
     <w:p>
